--- a/analisis_diseno_3_bti/lote_3/ADS_3BTI_LOTE3_ESTUDIANTE_OFICIO_O3.docx
+++ b/analisis_diseno_3_bti/lote_3/ADS_3BTI_LOTE3_ESTUDIANTE_OFICIO_O3.docx
@@ -230,7 +230,7 @@
           <w:i w:val="0"/>
           <w:sz w:val="20"/>
         </w:rPr>
-        <w:t>Versión v1.0 (lote 3, para auditoría) · oficio O3</w:t>
+        <w:t>Versión v1.1 (lote 3, cierre de auditoría) · oficio O3</w:t>
       </w:r>
     </w:p>
     <w:p>
@@ -2964,6 +2964,9 @@
             <w:shd w:val="clear" w:color="auto" w:fill="F5F5F5"/>
           </w:tcPr>
           <w:p>
+            <w:pPr>
+              <w:keepNext/>
+            </w:pPr>
             <w:r>
               <w:rPr>
                 <w:sz w:val="18"/>
@@ -2978,6 +2981,9 @@
             <w:shd w:val="clear" w:color="auto" w:fill="F5F5F5"/>
           </w:tcPr>
           <w:p>
+            <w:pPr>
+              <w:keepNext/>
+            </w:pPr>
             <w:r>
               <w:rPr>
                 <w:sz w:val="18"/>
@@ -2992,6 +2998,9 @@
             <w:shd w:val="clear" w:color="auto" w:fill="F5F5F5"/>
           </w:tcPr>
           <w:p>
+            <w:pPr>
+              <w:keepNext/>
+            </w:pPr>
             <w:r>
               <w:rPr>
                 <w:sz w:val="18"/>
@@ -3006,6 +3015,9 @@
             <w:shd w:val="clear" w:color="auto" w:fill="F5F5F5"/>
           </w:tcPr>
           <w:p>
+            <w:pPr>
+              <w:keepNext/>
+            </w:pPr>
             <w:r>
               <w:rPr>
                 <w:sz w:val="18"/>
@@ -3020,6 +3032,9 @@
             <w:shd w:val="clear" w:color="auto" w:fill="F5F5F5"/>
           </w:tcPr>
           <w:p>
+            <w:pPr>
+              <w:keepNext/>
+            </w:pPr>
             <w:r>
               <w:rPr>
                 <w:sz w:val="18"/>
@@ -4199,6 +4214,9 @@
             <w:tcW w:type="dxa" w:w="945"/>
           </w:tcPr>
           <w:p>
+            <w:pPr>
+              <w:keepNext/>
+            </w:pPr>
             <w:r>
               <w:rPr>
                 <w:sz w:val="18"/>
@@ -4212,6 +4230,9 @@
             <w:tcW w:type="dxa" w:w="6495"/>
           </w:tcPr>
           <w:p>
+            <w:pPr>
+              <w:keepNext/>
+            </w:pPr>
             <w:r>
               <w:rPr>
                 <w:sz w:val="18"/>
@@ -4225,6 +4246,9 @@
             <w:tcW w:type="dxa" w:w="2362"/>
           </w:tcPr>
           <w:p>
+            <w:pPr>
+              <w:keepNext/>
+            </w:pPr>
             <w:r>
               <w:rPr>
                 <w:sz w:val="18"/>
@@ -4801,6 +4825,9 @@
             <w:shd w:val="clear" w:color="auto" w:fill="F5F5F5"/>
           </w:tcPr>
           <w:p>
+            <w:pPr>
+              <w:keepNext/>
+            </w:pPr>
             <w:r>
               <w:rPr>
                 <w:sz w:val="18"/>
@@ -4815,6 +4842,9 @@
             <w:shd w:val="clear" w:color="auto" w:fill="F5F5F5"/>
           </w:tcPr>
           <w:p>
+            <w:pPr>
+              <w:keepNext/>
+            </w:pPr>
             <w:r>
               <w:rPr>
                 <w:sz w:val="18"/>
@@ -4829,6 +4859,9 @@
             <w:shd w:val="clear" w:color="auto" w:fill="F5F5F5"/>
           </w:tcPr>
           <w:p>
+            <w:pPr>
+              <w:keepNext/>
+            </w:pPr>
             <w:r>
               <w:rPr>
                 <w:sz w:val="18"/>
@@ -4843,6 +4876,9 @@
             <w:shd w:val="clear" w:color="auto" w:fill="F5F5F5"/>
           </w:tcPr>
           <w:p>
+            <w:pPr>
+              <w:keepNext/>
+            </w:pPr>
             <w:r>
               <w:rPr>
                 <w:sz w:val="18"/>
@@ -7095,6 +7131,9 @@
             <w:shd w:val="clear" w:color="auto" w:fill="F5F5F5"/>
           </w:tcPr>
           <w:p>
+            <w:pPr>
+              <w:keepNext/>
+            </w:pPr>
             <w:r>
               <w:rPr>
                 <w:sz w:val="17"/>
@@ -7109,6 +7148,9 @@
             <w:shd w:val="clear" w:color="auto" w:fill="F5F5F5"/>
           </w:tcPr>
           <w:p>
+            <w:pPr>
+              <w:keepNext/>
+            </w:pPr>
             <w:r>
               <w:rPr>
                 <w:sz w:val="17"/>
@@ -7123,6 +7165,9 @@
             <w:shd w:val="clear" w:color="auto" w:fill="F5F5F5"/>
           </w:tcPr>
           <w:p>
+            <w:pPr>
+              <w:keepNext/>
+            </w:pPr>
             <w:r>
               <w:rPr>
                 <w:sz w:val="17"/>
@@ -7137,6 +7182,9 @@
             <w:shd w:val="clear" w:color="auto" w:fill="F5F5F5"/>
           </w:tcPr>
           <w:p>
+            <w:pPr>
+              <w:keepNext/>
+            </w:pPr>
             <w:r>
               <w:rPr>
                 <w:sz w:val="17"/>
@@ -7151,6 +7199,9 @@
             <w:shd w:val="clear" w:color="auto" w:fill="F5F5F5"/>
           </w:tcPr>
           <w:p>
+            <w:pPr>
+              <w:keepNext/>
+            </w:pPr>
             <w:r>
               <w:rPr>
                 <w:sz w:val="17"/>
@@ -7165,6 +7216,9 @@
             <w:shd w:val="clear" w:color="auto" w:fill="F5F5F5"/>
           </w:tcPr>
           <w:p>
+            <w:pPr>
+              <w:keepNext/>
+            </w:pPr>
             <w:r>
               <w:rPr>
                 <w:sz w:val="17"/>
@@ -8784,6 +8838,9 @@
             <w:tcW w:type="dxa" w:w="1890"/>
           </w:tcPr>
           <w:p>
+            <w:pPr>
+              <w:keepNext/>
+            </w:pPr>
             <w:r>
               <w:rPr>
                 <w:sz w:val="18"/>
@@ -8797,6 +8854,9 @@
             <w:tcW w:type="dxa" w:w="6141"/>
           </w:tcPr>
           <w:p>
+            <w:pPr>
+              <w:keepNext/>
+            </w:pPr>
             <w:r>
               <w:rPr>
                 <w:sz w:val="18"/>
@@ -8810,6 +8870,9 @@
             <w:tcW w:type="dxa" w:w="1772"/>
           </w:tcPr>
           <w:p>
+            <w:pPr>
+              <w:keepNext/>
+            </w:pPr>
             <w:r>
               <w:rPr>
                 <w:sz w:val="18"/>
@@ -10008,6 +10071,9 @@
             <w:tcW w:type="dxa" w:w="1063"/>
           </w:tcPr>
           <w:p>
+            <w:pPr>
+              <w:keepNext/>
+            </w:pPr>
             <w:r>
               <w:rPr>
                 <w:sz w:val="18"/>
@@ -10021,6 +10087,9 @@
             <w:tcW w:type="dxa" w:w="8739"/>
           </w:tcPr>
           <w:p>
+            <w:pPr>
+              <w:keepNext/>
+            </w:pPr>
             <w:r>
               <w:rPr>
                 <w:sz w:val="18"/>
@@ -10575,6 +10644,9 @@
             <w:tcW w:type="dxa" w:w="945"/>
           </w:tcPr>
           <w:p>
+            <w:pPr>
+              <w:keepNext/>
+            </w:pPr>
             <w:r>
               <w:rPr>
                 <w:sz w:val="18"/>
@@ -10588,6 +10660,9 @@
             <w:tcW w:type="dxa" w:w="1653"/>
           </w:tcPr>
           <w:p>
+            <w:pPr>
+              <w:keepNext/>
+            </w:pPr>
             <w:r>
               <w:rPr>
                 <w:sz w:val="18"/>
@@ -10601,6 +10676,9 @@
             <w:tcW w:type="dxa" w:w="5551"/>
           </w:tcPr>
           <w:p>
+            <w:pPr>
+              <w:keepNext/>
+            </w:pPr>
             <w:r>
               <w:rPr>
                 <w:sz w:val="18"/>
@@ -10614,6 +10692,9 @@
             <w:tcW w:type="dxa" w:w="1653"/>
           </w:tcPr>
           <w:p>
+            <w:pPr>
+              <w:keepNext/>
+            </w:pPr>
             <w:r>
               <w:rPr>
                 <w:sz w:val="18"/>
@@ -12160,7 +12241,7 @@
           <w:i w:val="0"/>
           <w:sz w:val="21"/>
         </w:rPr>
-        <w:t>Las pantallas se organizan en un mapa de navegación. El mapa muestra todas las pantallas y cómo se pasa de una a otra; no muestra el contenido de cada una. Las pantallas que solo puede ver un rol se agrupan en una zona con el nombre de ese rol: así se ve de un vistazo que la consulta pública no lleva a los datos de los lectores (RNF-03) y que solo la bibliotecaria registra préstamos (RNF-02).</w:t>
+        <w:t>Las pantallas se organizan en un mapa de navegación. El mapa muestra todas las pantallas y cómo se pasa de una a otra; no muestra el contenido de cada una. Las pantallas que puede ver un rol, o un grupo de roles, se agrupan en una zona con su nombre: así se ve de un vistazo que la consulta pública no lleva a los datos de los lectores (RNF-03) y que solo la bibliotecaria registra préstamos (RNF-02).</w:t>
       </w:r>
     </w:p>
     <w:p>
@@ -12687,7 +12768,7 @@
               <w:rPr>
                 <w:sz w:val="18"/>
               </w:rPr>
-              <w:t>Las pantallas que solo ve un rol</w:t>
+              <w:t>Las pantallas que ve un rol o un grupo de roles</w:t>
             </w:r>
           </w:p>
         </w:tc>
@@ -12701,7 +12782,7 @@
               <w:rPr>
                 <w:sz w:val="18"/>
               </w:rPr>
-              <w:t>Marco punteado con el nombre del rol</w:t>
+              <w:t>Marco punteado con el nombre de los roles que la ven</w:t>
             </w:r>
           </w:p>
         </w:tc>
@@ -13188,7 +13269,7 @@
           <w:i/>
           <w:sz w:val="19"/>
         </w:rPr>
-        <w:t>Cada pantalla de la bibliotecaria vuelve a PT-04 con «Volver al inicio», y cada zona con sesión tiene «Salir», que vuelve a PT-01. No se dibujan para que el mapa se pueda leer.</w:t>
+        <w:t>Cada pantalla de la bibliotecaria vuelve a PT-04 con «Volver al inicio», y cada zona con sesión tiene «Salir», que vuelve a PT-01. No se dibujan para que el mapa se pueda leer. PT-09 está en la zona que comparten la bibliotecaria y la dirección: las dos consultan el informe y el servidor comprueba el rol en cada pedido.</w:t>
       </w:r>
     </w:p>
     <w:p>
@@ -13875,6 +13956,9 @@
             <w:shd w:val="clear" w:color="auto" w:fill="F5F5F5"/>
           </w:tcPr>
           <w:p>
+            <w:pPr>
+              <w:keepNext/>
+            </w:pPr>
             <w:r>
               <w:rPr>
                 <w:sz w:val="18"/>
@@ -13889,6 +13973,9 @@
             <w:shd w:val="clear" w:color="auto" w:fill="F5F5F5"/>
           </w:tcPr>
           <w:p>
+            <w:pPr>
+              <w:keepNext/>
+            </w:pPr>
             <w:r>
               <w:rPr>
                 <w:sz w:val="18"/>
@@ -13903,6 +13990,9 @@
             <w:shd w:val="clear" w:color="auto" w:fill="F5F5F5"/>
           </w:tcPr>
           <w:p>
+            <w:pPr>
+              <w:keepNext/>
+            </w:pPr>
             <w:r>
               <w:rPr>
                 <w:sz w:val="18"/>
@@ -13917,6 +14007,9 @@
             <w:shd w:val="clear" w:color="auto" w:fill="F5F5F5"/>
           </w:tcPr>
           <w:p>
+            <w:pPr>
+              <w:keepNext/>
+            </w:pPr>
             <w:r>
               <w:rPr>
                 <w:sz w:val="18"/>
@@ -13931,6 +14024,9 @@
             <w:shd w:val="clear" w:color="auto" w:fill="F5F5F5"/>
           </w:tcPr>
           <w:p>
+            <w:pPr>
+              <w:keepNext/>
+            </w:pPr>
             <w:r>
               <w:rPr>
                 <w:sz w:val="18"/>
@@ -13979,7 +14075,7 @@
               <w:rPr>
                 <w:sz w:val="18"/>
               </w:rPr>
-              <w:t>Dirección</w:t>
+              <w:t>Bibliotecaria o dirección</w:t>
             </w:r>
           </w:p>
         </w:tc>
@@ -14919,6 +15015,9 @@
             <w:tcW w:type="dxa" w:w="1122"/>
           </w:tcPr>
           <w:p>
+            <w:pPr>
+              <w:keepNext/>
+            </w:pPr>
             <w:r>
               <w:rPr>
                 <w:sz w:val="18"/>
@@ -14932,6 +15031,9 @@
             <w:tcW w:type="dxa" w:w="709"/>
           </w:tcPr>
           <w:p>
+            <w:pPr>
+              <w:keepNext/>
+            </w:pPr>
             <w:r>
               <w:rPr>
                 <w:sz w:val="18"/>
@@ -14945,6 +15047,9 @@
             <w:tcW w:type="dxa" w:w="1004"/>
           </w:tcPr>
           <w:p>
+            <w:pPr>
+              <w:keepNext/>
+            </w:pPr>
             <w:r>
               <w:rPr>
                 <w:sz w:val="18"/>
@@ -14958,6 +15063,9 @@
             <w:tcW w:type="dxa" w:w="3484"/>
           </w:tcPr>
           <w:p>
+            <w:pPr>
+              <w:keepNext/>
+            </w:pPr>
             <w:r>
               <w:rPr>
                 <w:sz w:val="18"/>
@@ -14971,6 +15079,9 @@
             <w:tcW w:type="dxa" w:w="3484"/>
           </w:tcPr>
           <w:p>
+            <w:pPr>
+              <w:keepNext/>
+            </w:pPr>
             <w:r>
               <w:rPr>
                 <w:sz w:val="18"/>
@@ -17424,6 +17535,9 @@
             <w:shd w:val="clear" w:color="auto" w:fill="F5F5F5"/>
           </w:tcPr>
           <w:p>
+            <w:pPr>
+              <w:keepNext/>
+            </w:pPr>
             <w:r>
               <w:rPr>
                 <w:sz w:val="17"/>
@@ -17438,6 +17552,9 @@
             <w:shd w:val="clear" w:color="auto" w:fill="F5F5F5"/>
           </w:tcPr>
           <w:p>
+            <w:pPr>
+              <w:keepNext/>
+            </w:pPr>
             <w:r>
               <w:rPr>
                 <w:sz w:val="17"/>
@@ -17452,6 +17569,9 @@
             <w:shd w:val="clear" w:color="auto" w:fill="F5F5F5"/>
           </w:tcPr>
           <w:p>
+            <w:pPr>
+              <w:keepNext/>
+            </w:pPr>
             <w:r>
               <w:rPr>
                 <w:sz w:val="17"/>
@@ -17466,11 +17586,14 @@
             <w:shd w:val="clear" w:color="auto" w:fill="F5F5F5"/>
           </w:tcPr>
           <w:p>
+            <w:pPr>
+              <w:keepNext/>
+            </w:pPr>
             <w:r>
               <w:rPr>
                 <w:sz w:val="17"/>
               </w:rPr>
-              <w:t>Usuario o contraseña incorrectos</w:t>
+              <w:t>Usuario o contraseña incorrectos (autenticación)</w:t>
             </w:r>
           </w:p>
         </w:tc>
@@ -17480,11 +17603,84 @@
             <w:shd w:val="clear" w:color="auto" w:fill="F5F5F5"/>
           </w:tcPr>
           <w:p>
+            <w:pPr>
+              <w:keepNext/>
+            </w:pPr>
             <w:r>
               <w:rPr>
                 <w:sz w:val="17"/>
               </w:rPr>
               <w:t>No pudimos iniciar la sesión. Revisá el usuario y la contraseña.</w:t>
+            </w:r>
+          </w:p>
+        </w:tc>
+      </w:tr>
+      <w:tr>
+        <w:trPr>
+          <w:cantSplit/>
+        </w:trPr>
+        <w:tc>
+          <w:tcPr>
+            <w:tcW w:type="dxa" w:w="945"/>
+          </w:tcPr>
+          <w:p>
+            <w:r>
+              <w:rPr>
+                <w:sz w:val="17"/>
+              </w:rPr>
+              <w:t>ME-13</w:t>
+            </w:r>
+          </w:p>
+        </w:tc>
+        <w:tc>
+          <w:tcPr>
+            <w:tcW w:type="dxa" w:w="1004"/>
+          </w:tcPr>
+          <w:p>
+            <w:r>
+              <w:rPr>
+                <w:sz w:val="17"/>
+              </w:rPr>
+              <w:t>PT-05 a PT-09</w:t>
+            </w:r>
+          </w:p>
+        </w:tc>
+        <w:tc>
+          <w:tcPr>
+            <w:tcW w:type="dxa" w:w="1299"/>
+          </w:tcPr>
+          <w:p>
+            <w:r>
+              <w:rPr>
+                <w:sz w:val="17"/>
+              </w:rPr>
+              <w:t>error</w:t>
+            </w:r>
+          </w:p>
+        </w:tc>
+        <w:tc>
+          <w:tcPr>
+            <w:tcW w:type="dxa" w:w="2539"/>
+          </w:tcPr>
+          <w:p>
+            <w:r>
+              <w:rPr>
+                <w:sz w:val="17"/>
+              </w:rPr>
+              <w:t>La cuenta no tiene permiso para esa operación (autorización)</w:t>
+            </w:r>
+          </w:p>
+        </w:tc>
+        <w:tc>
+          <w:tcPr>
+            <w:tcW w:type="dxa" w:w="4016"/>
+          </w:tcPr>
+          <w:p>
+            <w:r>
+              <w:rPr>
+                <w:sz w:val="17"/>
+              </w:rPr>
+              <w:t>No tenés permiso para hacer esta operación con tu cuenta. Si la necesitás, consultá con la dirección.</w:t>
             </w:r>
           </w:p>
         </w:tc>
@@ -17964,6 +18160,9 @@
             <w:tcW w:type="dxa" w:w="1063"/>
           </w:tcPr>
           <w:p>
+            <w:pPr>
+              <w:keepNext/>
+            </w:pPr>
             <w:r>
               <w:rPr>
                 <w:sz w:val="18"/>
@@ -17977,6 +18176,9 @@
             <w:tcW w:type="dxa" w:w="8739"/>
           </w:tcPr>
           <w:p>
+            <w:pPr>
+              <w:keepNext/>
+            </w:pPr>
             <w:r>
               <w:rPr>
                 <w:sz w:val="18"/>
@@ -19487,6 +19689,9 @@
             <w:tcW w:type="dxa" w:w="945"/>
           </w:tcPr>
           <w:p>
+            <w:pPr>
+              <w:keepNext/>
+            </w:pPr>
             <w:r>
               <w:rPr>
                 <w:sz w:val="18"/>
@@ -19500,6 +19705,9 @@
             <w:tcW w:type="dxa" w:w="2007"/>
           </w:tcPr>
           <w:p>
+            <w:pPr>
+              <w:keepNext/>
+            </w:pPr>
             <w:r>
               <w:rPr>
                 <w:sz w:val="18"/>
@@ -19513,6 +19721,9 @@
             <w:tcW w:type="dxa" w:w="2007"/>
           </w:tcPr>
           <w:p>
+            <w:pPr>
+              <w:keepNext/>
+            </w:pPr>
             <w:r>
               <w:rPr>
                 <w:sz w:val="18"/>
@@ -19526,6 +19737,9 @@
             <w:tcW w:type="dxa" w:w="4842"/>
           </w:tcPr>
           <w:p>
+            <w:pPr>
+              <w:keepNext/>
+            </w:pPr>
             <w:r>
               <w:rPr>
                 <w:sz w:val="18"/>
@@ -22566,6 +22780,9 @@
             <w:tcW w:type="dxa" w:w="1020"/>
           </w:tcPr>
           <w:p>
+            <w:pPr>
+              <w:keepNext/>
+            </w:pPr>
             <w:r>
               <w:rPr>
                 <w:sz w:val="18"/>
@@ -22579,6 +22796,9 @@
             <w:tcW w:type="dxa" w:w="2007"/>
           </w:tcPr>
           <w:p>
+            <w:pPr>
+              <w:keepNext/>
+            </w:pPr>
             <w:r>
               <w:rPr>
                 <w:sz w:val="18"/>
@@ -22592,6 +22812,9 @@
             <w:tcW w:type="dxa" w:w="4177"/>
           </w:tcPr>
           <w:p>
+            <w:pPr>
+              <w:keepNext/>
+            </w:pPr>
             <w:r>
               <w:rPr>
                 <w:sz w:val="18"/>
@@ -22605,6 +22828,9 @@
             <w:tcW w:type="dxa" w:w="2598"/>
           </w:tcPr>
           <w:p>
+            <w:pPr>
+              <w:keepNext/>
+            </w:pPr>
             <w:r>
               <w:rPr>
                 <w:sz w:val="18"/>
@@ -22775,7 +23001,7 @@
               <w:rPr>
                 <w:sz w:val="20"/>
               </w:rPr>
-              <w:t>Precondición: la cuenta es de la bibliotecaria (RNF-02). Si no, error ME-12, y la operación no hace nada.</w:t>
+              <w:t>Precondición: la cuenta es de la bibliotecaria (RNF-02). Si no, error ME-13 (sin permiso), y la operación no hace nada. ME-12 es otro error: usuario o contraseña incorrectos al ingresar.</w:t>
             </w:r>
           </w:p>
         </w:tc>
@@ -23045,7 +23271,7 @@
               <w:br/>
               <w:t>ME-05 (ejemplar inexistente)</w:t>
               <w:br/>
-              <w:t>ME-12 (sin permiso)</w:t>
+              <w:t>ME-13 (sin permiso)</w:t>
             </w:r>
           </w:p>
         </w:tc>
@@ -23122,7 +23348,7 @@
               <w:br/>
               <w:t>ME-06 (sin préstamo activo)</w:t>
               <w:br/>
-              <w:t>ME-12 (sin permiso)</w:t>
+              <w:t>ME-13 (sin permiso)</w:t>
             </w:r>
           </w:p>
         </w:tc>
@@ -23534,6 +23760,9 @@
             <w:tcW w:type="dxa" w:w="2244"/>
           </w:tcPr>
           <w:p>
+            <w:pPr>
+              <w:keepNext/>
+            </w:pPr>
             <w:r>
               <w:rPr>
                 <w:sz w:val="18"/>
@@ -23547,6 +23776,9 @@
             <w:tcW w:type="dxa" w:w="7558"/>
           </w:tcPr>
           <w:p>
+            <w:pPr>
+              <w:keepNext/>
+            </w:pPr>
             <w:r>
               <w:rPr>
                 <w:sz w:val="18"/>
@@ -24813,7 +25045,7 @@
               <w:rPr>
                 <w:sz w:val="17"/>
               </w:rPr>
-              <w:t>PT-03, ME-12; zonas</w:t>
+              <w:t>PT-03, ME-12, ME-13; zonas</w:t>
             </w:r>
           </w:p>
         </w:tc>
@@ -24826,7 +25058,7 @@
               <w:rPr>
                 <w:sz w:val="17"/>
               </w:rPr>
-              <w:t>Todas las de la bibliotecaria</w:t>
+              <w:t>OP-01, OP-02, OP-04, OP-05, OP-06</w:t>
             </w:r>
           </w:p>
         </w:tc>
@@ -24928,6 +25160,9 @@
             <w:tcW w:type="dxa" w:w="1181"/>
           </w:tcPr>
           <w:p>
+            <w:pPr>
+              <w:keepNext/>
+            </w:pPr>
             <w:r>
               <w:rPr>
                 <w:sz w:val="17"/>
@@ -24941,6 +25176,9 @@
             <w:tcW w:type="dxa" w:w="2716"/>
           </w:tcPr>
           <w:p>
+            <w:pPr>
+              <w:keepNext/>
+            </w:pPr>
             <w:r>
               <w:rPr>
                 <w:sz w:val="17"/>
@@ -24954,6 +25192,9 @@
             <w:tcW w:type="dxa" w:w="2362"/>
           </w:tcPr>
           <w:p>
+            <w:pPr>
+              <w:keepNext/>
+            </w:pPr>
             <w:r>
               <w:rPr>
                 <w:sz w:val="17"/>
@@ -24967,6 +25208,9 @@
             <w:tcW w:type="dxa" w:w="2126"/>
           </w:tcPr>
           <w:p>
+            <w:pPr>
+              <w:keepNext/>
+            </w:pPr>
             <w:r>
               <w:rPr>
                 <w:sz w:val="17"/>
@@ -24980,6 +25224,9 @@
             <w:tcW w:type="dxa" w:w="1417"/>
           </w:tcPr>
           <w:p>
+            <w:pPr>
+              <w:keepNext/>
+            </w:pPr>
             <w:r>
               <w:rPr>
                 <w:sz w:val="17"/>
@@ -25891,6 +26138,9 @@
             <w:shd w:val="clear" w:color="auto" w:fill="F5F5F5"/>
           </w:tcPr>
           <w:p>
+            <w:pPr>
+              <w:keepNext/>
+            </w:pPr>
             <w:r>
               <w:rPr>
                 <w:sz w:val="18"/>
@@ -25905,6 +26155,9 @@
             <w:shd w:val="clear" w:color="auto" w:fill="F5F5F5"/>
           </w:tcPr>
           <w:p>
+            <w:pPr>
+              <w:keepNext/>
+            </w:pPr>
             <w:r>
               <w:rPr>
                 <w:sz w:val="18"/>
@@ -26962,6 +27215,9 @@
             <w:tcW w:type="dxa" w:w="7440"/>
           </w:tcPr>
           <w:p>
+            <w:pPr>
+              <w:keepNext/>
+            </w:pPr>
             <w:r>
               <w:rPr>
                 <w:sz w:val="18"/>
@@ -26975,6 +27231,9 @@
             <w:tcW w:type="dxa" w:w="2362"/>
           </w:tcPr>
           <w:p>
+            <w:pPr>
+              <w:keepNext/>
+            </w:pPr>
             <w:r>
               <w:rPr>
                 <w:sz w:val="18"/>
